--- a/docs/neuropulse_tool_lens_001.docx
+++ b/docs/neuropulse_tool_lens_001.docx
@@ -56,7 +56,7 @@
           <w:i/>
           <w:sz w:val="22"/>
         </w:rPr>
-        <w:t>NP-TOOL-LENS-001  Rev A  |  2026-05-10  |  Pre-Tooling Draft</w:t>
+        <w:t>NP-TOOL-LENS-001  Rev B  |  2026-05-10  |  Pre-Tooling Draft</w:t>
       </w:r>
     </w:p>
     <w:p>
@@ -5705,7 +5705,7 @@
           <w:i w:val="0"/>
           <w:sz w:val="22"/>
         </w:rPr>
-        <w:t>The lens rim guard (Shore 85A UV-stable TPU, clear, snap-fit over rim profile — see CLAUDE.md §8.3) must be tethered to the headset so it cannot be permanently lost. Tether anchor hooks are moulded into the goggle arm at zero incremental tooling cost if specified before first cut. The anchor hook accepts the lens rim guard tether lanyard (1.5 mm braided polyester).</w:t>
+        <w:t>The lens rim guard (Shore 85A UV-stable TPU, clear, snap-fit over rim profile — see CLAUDE.md §8.3) must be tethered to the headset so it cannot be permanently lost. Tether anchor hooks are moulded into the goggle arm at zero incremental tooling cost if specified before first cut. The anchor hook accepts the lens rim guard tether lanyard (1.5 mm braided polyester). Hook position must not interfere with the S1/S2/S3 snap-on shade system — minimum 4 mm clearance from hook to shade body surface confirmed in CAD (MR-19). Tether lanyard length is constrained to ≤ 45 mm free length and must route along the posterior goggle arm surface so that it does not enter the wearer's visual field during rim guard removal (MR-20). Both requirements must be confirmed by CAD before goggle arm tooling is released.</w:t>
       </w:r>
     </w:p>
     <w:p>
@@ -5982,6 +5982,54 @@
                 <w:sz w:val="20"/>
               </w:rPr>
               <w:t>Tether lanyard is a separate purchased part (braided polyester, snap-ring terminal); not in tooling spec. Hook geometry must accept Ø 3 mm snap ring.</w:t>
+            </w:r>
+          </w:p>
+        </w:tc>
+      </w:tr>
+      <w:tr>
+        <w:tc>
+          <w:tcPr>
+            <w:tcW w:type="dxa" w:w="2304"/>
+            <w:vAlign w:val="top"/>
+          </w:tcPr>
+          <w:p>
+            <w:r>
+              <w:t>Shade system clearance</w:t>
+            </w:r>
+          </w:p>
+        </w:tc>
+        <w:tc>
+          <w:tcPr>
+            <w:tcW w:type="dxa" w:w="6912"/>
+            <w:vAlign w:val="top"/>
+          </w:tcPr>
+          <w:p>
+            <w:r>
+              <w:t>Hook position at superior-posterior corner must not contact or deflect any shade body (S1, S2, S3) when shade is attached or detached; minimum 4 mm clearance from hook loop outer edge to nearest shade body surface confirmed in CAD assembly with all three shade body CAD models; clearance must be maintained through full shade snap-on travel, not only in final seated position</w:t>
+            </w:r>
+          </w:p>
+        </w:tc>
+      </w:tr>
+      <w:tr>
+        <w:tc>
+          <w:tcPr>
+            <w:tcW w:type="dxa" w:w="2304"/>
+            <w:vAlign w:val="top"/>
+          </w:tcPr>
+          <w:p>
+            <w:r>
+              <w:t>Tether routing and length constraint</w:t>
+            </w:r>
+          </w:p>
+        </w:tc>
+        <w:tc>
+          <w:tcPr>
+            <w:tcW w:type="dxa" w:w="6912"/>
+            <w:vAlign w:val="top"/>
+          </w:tcPr>
+          <w:p>
+            <w:r>
+              <w:t>Tether lanyard free length (hook attachment point to lens rim guard snap-ring terminal) ≤ 45 mm when lens rim guard is seated in its rest position on the rim; lanyard routes along the posterior goggle arm outer surface toward the rear of the headset — not across or above the lens zone area; confirm by 3D CAD assembly model and physical mock-up (MR-20)</w:t>
             </w:r>
           </w:p>
         </w:tc>
@@ -9614,6 +9662,120 @@
           </w:p>
         </w:tc>
       </w:tr>
+      <w:tr>
+        <w:tc>
+          <w:tcPr>
+            <w:tcW w:type="dxa" w:w="792"/>
+            <w:vAlign w:val="top"/>
+          </w:tcPr>
+          <w:p>
+            <w:r>
+              <w:t>MR-19</w:t>
+            </w:r>
+          </w:p>
+        </w:tc>
+        <w:tc>
+          <w:tcPr>
+            <w:tcW w:type="dxa" w:w="4752"/>
+            <w:vAlign w:val="top"/>
+          </w:tcPr>
+          <w:p>
+            <w:r>
+              <w:t>Anchor hook (F-07) shade system clearance confirmed in CAD assembly: ≥ 4 mm clearance from hook loop outer edge to nearest S1, S2, and S3 shade body surface in fully-seated shade configuration and through full snap-on travel; clearance measurement documented on goggle arm assembly drawing</w:t>
+            </w:r>
+          </w:p>
+        </w:tc>
+        <w:tc>
+          <w:tcPr>
+            <w:tcW w:type="dxa" w:w="1944"/>
+            <w:vAlign w:val="top"/>
+          </w:tcPr>
+          <w:p>
+            <w:r>
+              <w:t>Goggle arm</w:t>
+            </w:r>
+          </w:p>
+        </w:tc>
+        <w:tc>
+          <w:tcPr>
+            <w:tcW w:type="dxa" w:w="1368"/>
+            <w:vAlign w:val="top"/>
+          </w:tcPr>
+          <w:p>
+            <w:r>
+              <w:t>ME</w:t>
+            </w:r>
+          </w:p>
+        </w:tc>
+        <w:tc>
+          <w:tcPr>
+            <w:tcW w:type="dxa" w:w="1800"/>
+            <w:vAlign w:val="top"/>
+          </w:tcPr>
+          <w:p>
+            <w:r>
+              <w:t>OPEN</w:t>
+            </w:r>
+          </w:p>
+        </w:tc>
+      </w:tr>
+      <w:tr>
+        <w:tc>
+          <w:tcPr>
+            <w:tcW w:type="dxa" w:w="792"/>
+            <w:vAlign w:val="top"/>
+          </w:tcPr>
+          <w:p>
+            <w:r>
+              <w:t>MR-20</w:t>
+            </w:r>
+          </w:p>
+        </w:tc>
+        <w:tc>
+          <w:tcPr>
+            <w:tcW w:type="dxa" w:w="4752"/>
+            <w:vAlign w:val="top"/>
+          </w:tcPr>
+          <w:p>
+            <w:r>
+              <w:t>Tether lanyard routing confirmed on goggle arm CAD: lanyard routes along posterior arm outer surface toward rear of headset; free length ≤ 45 mm from hook attachment to lens rim guard snap-ring terminal in rim guard seated position; lanyard path does not cross the lens zone area at any point in rim guard swing arc</w:t>
+            </w:r>
+          </w:p>
+        </w:tc>
+        <w:tc>
+          <w:tcPr>
+            <w:tcW w:type="dxa" w:w="1944"/>
+            <w:vAlign w:val="top"/>
+          </w:tcPr>
+          <w:p>
+            <w:r>
+              <w:t>Goggle arm</w:t>
+            </w:r>
+          </w:p>
+        </w:tc>
+        <w:tc>
+          <w:tcPr>
+            <w:tcW w:type="dxa" w:w="1368"/>
+            <w:vAlign w:val="top"/>
+          </w:tcPr>
+          <w:p>
+            <w:r>
+              <w:t>ME</w:t>
+            </w:r>
+          </w:p>
+        </w:tc>
+        <w:tc>
+          <w:tcPr>
+            <w:tcW w:type="dxa" w:w="1800"/>
+            <w:vAlign w:val="top"/>
+          </w:tcPr>
+          <w:p>
+            <w:r>
+              <w:t>OPEN</w:t>
+            </w:r>
+          </w:p>
+        </w:tc>
+      </w:tr>
     </w:tbl>
     <w:p/>
     <w:p>
@@ -11150,12 +11312,63 @@
           </w:tcPr>
           <w:p>
             <w:r>
-              <w:rPr>
-                <w:rFonts w:ascii="Calibri" w:hAnsi="Calibri"/>
-                <w:b w:val="0"/>
-                <w:i w:val="0"/>
-                <w:sz w:val="20"/>
-              </w:rPr>
+              <w:t>CLOSED — G2-13 added to NP-COORD-001 Rev A.3 (2026-05-10). Lens assembly added as G2 tracked deliverable with gate items MR-01 through MR-20 from this document.</w:t>
+            </w:r>
+          </w:p>
+        </w:tc>
+      </w:tr>
+      <w:tr>
+        <w:tc>
+          <w:tcPr>
+            <w:tcW w:type="dxa" w:w="648"/>
+            <w:vAlign w:val="top"/>
+          </w:tcPr>
+          <w:p>
+            <w:r>
+              <w:t>OI-10</w:t>
+            </w:r>
+          </w:p>
+        </w:tc>
+        <w:tc>
+          <w:tcPr>
+            <w:tcW w:type="dxa" w:w="5112"/>
+            <w:vAlign w:val="top"/>
+          </w:tcPr>
+          <w:p>
+            <w:r>
+              <w:t>Confirm anchor hook (F-07) position in goggle arm CAD: (1) verify ≥ 4 mm clearance from hook loop to S1, S2, and S3 shade body surfaces through full snap-on travel (MR-19); (2) confirm tether lanyard routes along posterior arm surface with free length ≤ 45 mm and does not cross lens zone area (MR-20); (3) add clearance and routing dimensions to goggle arm assembly drawing. Satisfies Issue #18 Definition of Done items 1–3.</w:t>
+            </w:r>
+          </w:p>
+        </w:tc>
+        <w:tc>
+          <w:tcPr>
+            <w:tcW w:type="dxa" w:w="1728"/>
+            <w:vAlign w:val="top"/>
+          </w:tcPr>
+          <w:p>
+            <w:r>
+              <w:t>ME</w:t>
+            </w:r>
+          </w:p>
+        </w:tc>
+        <w:tc>
+          <w:tcPr>
+            <w:tcW w:type="dxa" w:w="1440"/>
+            <w:vAlign w:val="top"/>
+          </w:tcPr>
+          <w:p>
+            <w:r>
+              <w:t>G2 Pre-Tooling</w:t>
+            </w:r>
+          </w:p>
+        </w:tc>
+        <w:tc>
+          <w:tcPr>
+            <w:tcW w:type="dxa" w:w="1728"/>
+            <w:vAlign w:val="top"/>
+          </w:tcPr>
+          <w:p>
+            <w:r>
               <w:t>OPEN</w:t>
             </w:r>
           </w:p>
@@ -11746,6 +11959,52 @@
                 <w:sz w:val="20"/>
               </w:rPr>
               <w:t>Initial release — consolidates 5 locked design changes: F-01/F-02 sliding rail, F-03/F-04 N42 magnet pockets, F-05/F-06 EC driver contacts, P-01 AgNW coating, P-02 hard coat. Adds P-03 PDMS inner diffuser and F-07 anchor hooks. 18-item mould review checklist. Addresses Issue #17.</w:t>
+            </w:r>
+          </w:p>
+        </w:tc>
+      </w:tr>
+      <w:tr>
+        <w:tc>
+          <w:tcPr>
+            <w:tcW w:type="dxa" w:w="576"/>
+            <w:vAlign w:val="top"/>
+          </w:tcPr>
+          <w:p>
+            <w:r>
+              <w:t>B</w:t>
+            </w:r>
+          </w:p>
+        </w:tc>
+        <w:tc>
+          <w:tcPr>
+            <w:tcW w:type="dxa" w:w="1296"/>
+            <w:vAlign w:val="top"/>
+          </w:tcPr>
+          <w:p>
+            <w:r>
+              <w:t>2026-05-10</w:t>
+            </w:r>
+          </w:p>
+        </w:tc>
+        <w:tc>
+          <w:tcPr>
+            <w:tcW w:type="dxa" w:w="2304"/>
+            <w:vAlign w:val="top"/>
+          </w:tcPr>
+          <w:p>
+            <w:r>
+              <w:t>NeuroPulse Engineering</w:t>
+            </w:r>
+          </w:p>
+        </w:tc>
+        <w:tc>
+          <w:tcPr>
+            <w:tcW w:type="dxa" w:w="5040"/>
+            <w:vAlign w:val="top"/>
+          </w:tcPr>
+          <w:p>
+            <w:r>
+              <w:t>F-07 expanded: shade system clearance requirement added (≥ 4 mm from hook to shade body, MR-19) and tether routing/length constraint added (≤ 45 mm free length, posterior routing, no FOV crossing, MR-20). OI-10 added to track CAD confirmation of both requirements. Mould design review checklist extended from 18 to 20 items. Addresses Issue #18 Definition of Done.</w:t>
             </w:r>
           </w:p>
         </w:tc>

--- a/docs/neuropulse_tool_lens_001.docx
+++ b/docs/neuropulse_tool_lens_001.docx
@@ -100,7 +100,7 @@
           <w:i w:val="0"/>
           <w:sz w:val="22"/>
         </w:rPr>
-        <w:t>This document consolidates all moulded geometry requirements, optical coating process specifications, and electrical contact specifications for the NeuroPulse lens rim assembly, goggle arm assembly, and snap-on shade assembly. Five locked design changes (sliding rail lens mount, N42 magnet positions, AgNW outer conductive coating, hard coat, and EC driver contact positions) each require co-designed features in two or more mating tooling packages. This document exists because the coupling between lens rim tooling, goggle arm tooling, and shade assembly tooling creates an omission risk: any feature missed before first-cut requires tooling modification across multiple packages (typically $15,000–40,000 per package and 6–8 week delay). All features below are MANDATORY and must appear in all relevant mould design reviews before steel is cut.</w:t>
+        <w:t>This document consolidates all molded geometry requirements, optical coating process specifications, and electrical contact specifications for the NeuroPulse lens rim assembly, goggle arm assembly, and snap-on shade assembly. Five locked design changes (sliding rail lens mount, N42 magnet positions, AgNW outer conductive coating, hard coat, and EC driver contact positions) each require co-designed features in two or more mating tooling packages. This document exists because the coupling between lens rim tooling, goggle arm tooling, and shade assembly tooling creates an omission risk: any feature missed before first-cut requires tooling modification across multiple packages (typically $15,000–40,000 per package and 6–8 week delay). All features below are MANDATORY and must appear in all relevant mold design reviews before steel is cut.</w:t>
       </w:r>
     </w:p>
     <w:p>
@@ -158,7 +158,7 @@
           <w:i w:val="0"/>
           <w:sz w:val="22"/>
         </w:rPr>
-        <w:t>The following table lists all features required across lens rim, goggle arm, and shade assembly tooling. Every feature must appear in the respective mould design review before steel is cut. The mould design review gate is NP-COORD-001 G2 (Pre-Tooling). Any OPEN item blocks tooling release for the package in which it appears.</w:t>
+        <w:t>The following table lists all features required across lens rim, goggle arm, and shade assembly tooling. Every feature must appear in the respective mold design review before steel is cut. The mold design review gate is NP-COORD-001 G2 (Pre-Tooling). Any OPEN item blocks tooling release for the package in which it appears.</w:t>
       </w:r>
     </w:p>
     <w:tbl>
@@ -1367,7 +1367,7 @@
           <w:i w:val="0"/>
           <w:sz w:val="22"/>
         </w:rPr>
-        <w:t>The sliding rail system replaces the legacy press-fit lens installation that previously required an alignment jig at Tier A optical service centres (NP-COORD-001, CLAUDE.md §8.1). The rail is a two-part mating geometry: a T-slot groove moulded into the inner face of the lens rim (F-01) engages a corresponding tongue moulded into the goggle arm (F-02). The lens is inserted from above and slides down until the spring detent clicks. No tooling, adhesive, or alignment jig is required. BOM delta: +$1.20/lens total for both mated parts.</w:t>
+        <w:t>The sliding rail system replaces the legacy press-fit lens installation that previously required an alignment jig at Tier A optical service centres (NP-COORD-001, CLAUDE.md §8.1). The rail is a two-part mating geometry: a T-slot groove molded into the inner face of the lens rim (F-01) engages a corresponding tongue molded into the goggle arm (F-02). The lens is inserted from above and slides down until the spring detent clicks. No tooling, adhesive, or alignment jig is required. BOM delta: +$1.20/lens total for both mated parts.</w:t>
       </w:r>
     </w:p>
     <w:p>
@@ -1906,7 +1906,7 @@
                 <w:i w:val="0"/>
                 <w:sz w:val="20"/>
               </w:rPr>
-              <w:t>Lens rim body: glass-reinforced PA12 (30% GF) or CFRP composite; rail groove may be machined or moulded; surface finish Ra ≤ 0.8 µm in groove flanks</w:t>
+              <w:t>Lens rim body: glass-reinforced PA12 (30% GF) or CFRP composite; rail groove may be machined or molded; surface finish Ra ≤ 0.8 µm in groove flanks</w:t>
             </w:r>
           </w:p>
         </w:tc>
@@ -1959,7 +1959,7 @@
                 <w:i w:val="0"/>
                 <w:sz w:val="20"/>
               </w:rPr>
-              <w:t>Goggle arm body: same material family as lens rim or CFRP; tongue moulded integral to arm body</w:t>
+              <w:t>Goggle arm body: same material family as lens rim or CFRP; tongue molded integral to arm body</w:t>
             </w:r>
           </w:p>
         </w:tc>
@@ -2048,7 +2048,7 @@
           <w:i/>
           <w:sz w:val="20"/>
         </w:rPr>
-        <w:t>DRAWING REQUIREMENT: Rail groove cross-section with T-slot dimensions, tongue profile, and detent position must appear on lens rim and goggle arm detail drawings before mould review. Both drawings must be reviewed together — mating parts cannot be approved independently.</w:t>
+        <w:t>DRAWING REQUIREMENT: Rail groove cross-section with T-slot dimensions, tongue profile, and detent position must appear on lens rim and goggle arm detail drawings before mold review. Both drawings must be reviewed together — mating parts cannot be approved independently.</w:t>
       </w:r>
     </w:p>
     <w:p>
@@ -2420,7 +2420,7 @@
                 <w:i w:val="0"/>
                 <w:sz w:val="20"/>
               </w:rPr>
-              <w:t>LOCKED REQUIREMENT (CLAUDE.md §7.2). N42 magnets cleave along field lines under point impact. ≥ 1 mm wall on outer face absorbs impact before reaching magnet. Verify in CAD cross-section — BLOCKING for mould approval.</w:t>
+              <w:t>LOCKED REQUIREMENT (CLAUDE.md §7.2). N42 magnets cleave along field lines under point impact. ≥ 1 mm wall on outer face absorbs impact before reaching magnet. Verify in CAD cross-section — BLOCKING for mold approval.</w:t>
             </w:r>
           </w:p>
         </w:tc>
@@ -2562,7 +2562,7 @@
                 <w:i w:val="0"/>
                 <w:sz w:val="20"/>
               </w:rPr>
-              <w:t>3-2-1 pattern per lens: 2 lateral positions (medial and lateral pole of lens), 1 superior centre; confirm geometry in CAD for equal shade-retention force distribution</w:t>
+              <w:t>3-2-1 pattern per lens: 2 lateral positions (medial and lateral pole of lens), 1 superior center; confirm geometry in CAD for equal shade-retention force distribution</w:t>
             </w:r>
           </w:p>
         </w:tc>
@@ -2757,7 +2757,7 @@
           <w:i/>
           <w:sz w:val="20"/>
         </w:rPr>
-        <w:t>DRAWING REQUIREMENT: Magnet pocket CAD cross-section must show ≥ 1 mm wall on ALL faces. ME sign-off on this cross-section is BLOCKING for mould design review. Pocket positions must be confirmed in CAD assembly against all three shade body CAD models before mould release.</w:t>
+        <w:t>DRAWING REQUIREMENT: Magnet pocket CAD cross-section must show ≥ 1 mm wall on ALL faces. ME sign-off on this cross-section is BLOCKING for mold design review. Pocket positions must be confirmed in CAD assembly against all three shade body CAD models before mold release.</w:t>
       </w:r>
     </w:p>
     <w:p>
@@ -2772,7 +2772,7 @@
           <w:i/>
           <w:sz w:val="20"/>
         </w:rPr>
-        <w:t>MATING REQUIREMENT (F-04): Shade body tooling spec (separate document) must specify the identical 6-position magnet pocket pattern with reversed polarity sequence. F-03 and F-04 mould design reviews must be conducted concurrently by the same ME reviewer.</w:t>
+        <w:t>MATING REQUIREMENT (F-04): Shade body tooling spec (separate document) must specify the identical 6-position magnet pocket pattern with reversed polarity sequence. F-03 and F-04 mold design reviews must be conducted concurrently by the same ME reviewer.</w:t>
       </w:r>
     </w:p>
     <w:p>
@@ -3303,7 +3303,7 @@
                 <w:i w:val="0"/>
                 <w:sz w:val="20"/>
               </w:rPr>
-              <w:t>Single lens rim mould serves both standard and EC lens; eliminates second mould. Pad is populated at assembly for EC configuration only.</w:t>
+              <w:t>Single lens rim mold serves both standard and EC lens; eliminates second mold. Pad is populated at assembly for EC configuration only.</w:t>
             </w:r>
           </w:p>
         </w:tc>
@@ -3844,7 +3844,7 @@
           <w:i/>
           <w:sz w:val="20"/>
         </w:rPr>
-        <w:t>EC lens only: Features F-05 and F-06 are required only when the EC lens configuration is ordered. Standard lens uses the same lens rim mould but F-05 pads are not populated. Goggle arm tooling is identical for both; spring pins are populated for EC configuration only.</w:t>
+        <w:t>EC lens only: Features F-05 and F-06 are required only when the EC lens configuration is ordered. Standard lens uses the same lens rim mold but F-05 pads are not populated. Goggle arm tooling is identical for both; spring pins are populated for EC configuration only.</w:t>
       </w:r>
     </w:p>
     <w:p>
@@ -4163,7 +4163,7 @@
                 <w:i w:val="0"/>
                 <w:sz w:val="20"/>
               </w:rPr>
-              <w:t>Haze above 1.5% causes visible scatter during visual stimulation protocols (EMDR, photic driving). AgNW network geometry optimised for low haze by supplier.</w:t>
+              <w:t>Haze above 1.5% causes visible scatter during visual stimulation protocols (EMDR, photic driving). AgNW network geometry optimized for low haze by supplier.</w:t>
             </w:r>
           </w:p>
         </w:tc>
@@ -4269,7 +4269,7 @@
                 <w:i w:val="0"/>
                 <w:sz w:val="20"/>
               </w:rPr>
-              <w:t>Lens rim snap-in introduces localised flex at lens edge. 50 mm radius is conservative for lens geometry. 1,000 cycles = expected swap life.</w:t>
+              <w:t>Lens rim snap-in introduces localized flex at lens edge. 50 mm radius is conservative for lens geometry. 1,000 cycles = expected swap life.</w:t>
             </w:r>
           </w:p>
         </w:tc>
@@ -4322,7 +4322,7 @@
                 <w:i w:val="0"/>
                 <w:sz w:val="20"/>
               </w:rPr>
-              <w:t>LOCKED DECISION (CLAUDE.md §7.1). 5% minimum confirms AgNW meets specification. Point drop impact on lens centre estimated at &lt;1% local strain for 380 µm PC at 1 m drop — 5× margin.</w:t>
+              <w:t>LOCKED DECISION (CLAUDE.md §7.1). 5% minimum confirms AgNW meets specification. Point drop impact on lens center estimated at &lt;1% local strain for 380 µm PC at 1 m drop — 5× margin.</w:t>
             </w:r>
           </w:p>
         </w:tc>
@@ -5705,7 +5705,7 @@
           <w:i w:val="0"/>
           <w:sz w:val="22"/>
         </w:rPr>
-        <w:t>The lens rim guard (Shore 85A UV-stable TPU, clear, snap-fit over rim profile — see CLAUDE.md §8.3) must be tethered to the headset so it cannot be permanently lost. Tether anchor hooks are moulded into the goggle arm at zero incremental tooling cost if specified before first cut. The anchor hook accepts the lens rim guard tether lanyard (1.5 mm braided polyester). Hook position must not interfere with the S1/S2/S3 snap-on shade system — minimum 4 mm clearance from hook to shade body surface confirmed in CAD (MR-19). Tether lanyard length is constrained to ≤ 45 mm free length and must route along the posterior goggle arm surface so that it does not enter the wearer's visual field during rim guard removal (MR-20). Both requirements must be confirmed by CAD before goggle arm tooling is released.</w:t>
+        <w:t>The lens rim guard (Shore 85A UV-stable TPU, clear, snap-fit over rim profile — see CLAUDE.md §8.3) must be tethered to the headset so it cannot be permanently lost. Tether anchor hooks are molded into the goggle arm at zero incremental tooling cost if specified before first cut. The anchor hook accepts the lens rim guard tether lanyard (1.5 mm braided polyester). Hook position must not interfere with the S1/S2/S3 snap-on shade system — minimum 4 mm clearance from hook to shade body surface confirmed in CAD (MR-19). Tether lanyard length is constrained to ≤ 45 mm free length and must route along the posterior goggle arm surface so that it does not enter the wearer's visual field during rim guard removal (MR-20). Both requirements must be confirmed by CAD before goggle arm tooling is released.</w:t>
       </w:r>
     </w:p>
     <w:p>
@@ -5801,7 +5801,7 @@
                 <w:i w:val="0"/>
                 <w:sz w:val="20"/>
               </w:rPr>
-              <w:t>Moulded loop, 4 mm internal diameter, 1.5 mm wall, integral to goggle arm outer face at superior-posterior corner</w:t>
+              <w:t>Molded loop, 4 mm internal diameter, 1.5 mm wall, integral to goggle arm outer face at superior-posterior corner</w:t>
             </w:r>
           </w:p>
         </w:tc>
@@ -5909,7 +5909,7 @@
                 <w:i w:val="0"/>
                 <w:sz w:val="20"/>
               </w:rPr>
-              <w:t>≥ 3° on hook loop interior for mould release without core slide</w:t>
+              <w:t>≥ 3° on hook loop interior for mold release without core slide</w:t>
             </w:r>
           </w:p>
         </w:tc>
@@ -6272,7 +6272,7 @@
                 <w:i w:val="0"/>
                 <w:sz w:val="20"/>
               </w:rPr>
-              <w:t>Stiffness prevents pogo pin (F-06) from losing contact with rim pad (F-05) under lateral head acceleration. Torsional stiffness target must be verified in CAD before mould release.</w:t>
+              <w:t>Stiffness prevents pogo pin (F-06) from losing contact with rim pad (F-05) under lateral head acceleration. Torsional stiffness target must be verified in CAD before mold release.</w:t>
             </w:r>
           </w:p>
         </w:tc>
@@ -6445,7 +6445,7 @@
           <w:i w:val="0"/>
           <w:sz w:val="22"/>
         </w:rPr>
-        <w:t>The following dimensions are tolerance-critical and must appear on all lens rim, goggle arm, and shade assembly drawings. Dimensions marked BLOCKING must be confirmed in CAD before mould release.</w:t>
+        <w:t>The following dimensions are tolerance-critical and must appear on all lens rim, goggle arm, and shade assembly drawings. Dimensions marked BLOCKING must be confirmed in CAD before mold release.</w:t>
       </w:r>
     </w:p>
     <w:tbl>
@@ -7959,7 +7959,7 @@
           <w:color w:val="1F497D"/>
           <w:sz w:val="26"/>
         </w:rPr>
-        <w:t>6.  MOULD DESIGN REVIEW CHECKLIST</w:t>
+        <w:t>6.  MOLD DESIGN REVIEW CHECKLIST</w:t>
       </w:r>
     </w:p>
     <w:p>
@@ -11785,7 +11785,7 @@
                 <w:i w:val="0"/>
                 <w:sz w:val="20"/>
               </w:rPr>
-              <w:t>This document (NP-TOOL-LENS-001) consolidates all 7 features + 3 process specs across all packages; 18-item mould review checklist; concurrent review of lens rim + goggle arm required</w:t>
+              <w:t>This document (NP-TOOL-LENS-001) consolidates all 7 features + 3 process specs across all packages; 18-item mold review checklist; concurrent review of lens rim + goggle arm required</w:t>
             </w:r>
           </w:p>
         </w:tc>
@@ -11958,7 +11958,7 @@
                 <w:i w:val="0"/>
                 <w:sz w:val="20"/>
               </w:rPr>
-              <w:t>Initial release — consolidates 5 locked design changes: F-01/F-02 sliding rail, F-03/F-04 N42 magnet pockets, F-05/F-06 EC driver contacts, P-01 AgNW coating, P-02 hard coat. Adds P-03 PDMS inner diffuser and F-07 anchor hooks. 18-item mould review checklist. Addresses Issue #17.</w:t>
+              <w:t>Initial release — consolidates 5 locked design changes: F-01/F-02 sliding rail, F-03/F-04 N42 magnet pockets, F-05/F-06 EC driver contacts, P-01 AgNW coating, P-02 hard coat. Adds P-03 PDMS inner diffuser and F-07 anchor hooks. 18-item mold review checklist. Addresses Issue #17.</w:t>
             </w:r>
           </w:p>
         </w:tc>
@@ -12004,7 +12004,7 @@
           </w:tcPr>
           <w:p>
             <w:r>
-              <w:t>F-07 expanded: shade system clearance requirement added (≥ 4 mm from hook to shade body, MR-19) and tether routing/length constraint added (≤ 45 mm free length, posterior routing, no FOV crossing, MR-20). OI-10 added to track CAD confirmation of both requirements. Mould design review checklist extended from 18 to 20 items. Addresses Issue #18 Definition of Done.</w:t>
+              <w:t>F-07 expanded: shade system clearance requirement added (≥ 4 mm from hook to shade body, MR-19) and tether routing/length constraint added (≤ 45 mm free length, posterior routing, no FOV crossing, MR-20). OI-10 added to track CAD confirmation of both requirements. Mold design review checklist extended from 18 to 20 items. Addresses Issue #18 Definition of Done.</w:t>
             </w:r>
           </w:p>
         </w:tc>
